--- a/data/cvs/cv_166_Speechify_Senior_Software_Engineer__Core_Experienc.docx
+++ b/data/cvs/cv_166_Speechify_Senior_Software_Engineer__Core_Experienc.docx
@@ -86,7 +86,7 @@
         <w:rPr>
           <w:sz w:val="20"/>
         </w:rPr>
-        <w:t>Senior Software Engineer with a strong background in full-stack development and AI engineering. I excel at building scalable solutions, integrating APIs, and enhancing user experiences. Currently, I lead full-stack development at Copy Cat Group, including an SAP API integration and an AI-powered tender scraping pipeline, showcasing my expertise in system design, automation, and cross-functional collaboration.</w:t>
+        <w:t>Full Stack Developer and AI engineer with experience building scalable backend services, designing user-centric APIs, and integrating AI-driven automation for enterprise clients in both U.S. and Kenyan tech sectors. I work across Python, JavaScript, and Kotlin, applying agile methodologies to develop robust solutions from API design to front-end implementation, including recent work with GCP and cloud functions. Currently at Copy Cat Group, I design systems architecture, drive product development from MVP definition to delivery, and implement computational efficiency through AI tender scraping pipelines.</w:t>
       </w:r>
     </w:p>
     <w:p>
@@ -119,7 +119,7 @@
         <w:rPr>
           <w:sz w:val="20"/>
         </w:rPr>
-        <w:t>Python, JavaScript, Kotlin, SQL, Bash, HTML, CSS</w:t>
+        <w:t>Python, JavaScript, SQL, Kotlin, Bash, HTML, CSS</w:t>
       </w:r>
     </w:p>
     <w:p>
@@ -173,7 +173,7 @@
         <w:rPr>
           <w:sz w:val="20"/>
         </w:rPr>
-        <w:t>Pandas, NumPy, Excel, Data Visualisation, Statistical Analysis</w:t>
+        <w:t>Pandas, NumPy, Data Visualization</w:t>
       </w:r>
     </w:p>
     <w:p>
@@ -191,7 +191,7 @@
         <w:rPr>
           <w:sz w:val="20"/>
         </w:rPr>
-        <w:t>Prompt Engineering, LLM Evaluation, Data Annotation, Dataset Structuring, Gemini API, Groq API</w:t>
+        <w:t>Gemini API, Groq API, Prompt Engineering, LLM Evaluation, Data Annotation, Dataset Structuring, AI Model Training</w:t>
       </w:r>
     </w:p>
     <w:p>
@@ -209,7 +209,7 @@
         <w:rPr>
           <w:sz w:val="20"/>
         </w:rPr>
-        <w:t>n8n, Playwright, APScheduler, Web Scraping, REST APIs</w:t>
+        <w:t>REST APIs, Web Scraping, n8n, Playwright, APScheduler, Git, Postman, Jira, Trello</w:t>
       </w:r>
     </w:p>
     <w:p>
@@ -227,7 +227,7 @@
         <w:rPr>
           <w:sz w:val="20"/>
         </w:rPr>
-        <w:t>Git, GitHub, CI/CD, Oracle Cloud, Google Cloud Platform</w:t>
+        <w:t>Google Cloud Platform (GCP), Oracle Cloud, Docker, CI/CD, Systems Design, Cloud Functions</w:t>
       </w:r>
     </w:p>
     <w:p>
@@ -245,7 +245,7 @@
         <w:rPr>
           <w:sz w:val="20"/>
         </w:rPr>
-        <w:t>Kotlin Multiplatform, GCP, Cloud Functions, Backend Services, SDK, Systems Design, Algorithm Optimization, Abstraction Design, Product Development, Cross-Platform Development, Agile Methodology, Remote Collaboration, Design Thinking, Product Strategy</w:t>
+        <w:t>Software Engineering, Core Experiences Team, User Experience Design, Cross-Platform SDK, Optimization, Algorithm Design, Kotlin Multiplatform, Remote Collaboration, Product Management, Design Thinking, UX/UI, SDK Development</w:t>
       </w:r>
     </w:p>
     <w:p>
@@ -263,7 +263,7 @@
         <w:rPr>
           <w:sz w:val="20"/>
         </w:rPr>
-        <w:t>User Experience Design, Software Engineering, Web Development, Cloud Computing, Mobile Development, Android, iOS, Web Services, Software Architecture, Scalability, Performance Optimization, Asynchronous Communication, Product Management, Project Management</w:t>
+        <w:t>Abstraction, Efficient Algorithms, Cloud Computing, Backend Development, SDK, Design Patterns, Product Strategy, Cross-Functional Collaboration, Design Optimization, Cloud Services, Lightweight Architecture, Job Scheduling</w:t>
       </w:r>
     </w:p>
     <w:p>
@@ -313,7 +313,7 @@
         <w:rPr>
           <w:sz w:val="20"/>
         </w:rPr>
-        <w:t>Integrating SAP APIs with an internal Credit Control System, automating processes for OA and IT teams.</w:t>
+        <w:t>Integrated SAP APIs with internal Credit Control System, automating enterprise workflows and backend services.</w:t>
       </w:r>
     </w:p>
     <w:p>
@@ -325,7 +325,7 @@
         <w:rPr>
           <w:sz w:val="20"/>
         </w:rPr>
-        <w:t>Authoring System Design Documents (SDDs) for enterprise architecture, detailing application, data, integration, and security aspects.</w:t>
+        <w:t>Authored comprehensive System Design Documents, formalising project scope for data, integration, and security architecture.</w:t>
       </w:r>
     </w:p>
     <w:p>
@@ -337,7 +337,19 @@
         <w:rPr>
           <w:sz w:val="20"/>
         </w:rPr>
-        <w:t>Designing and building an AI-powered tender scraping pipeline to automate tender opportunity identification and processing.</w:t>
+        <w:t>Designed agent specifications and prototyped an AI tender scraping pipeline for automated discovery and computational efficiency.</w:t>
+      </w:r>
+    </w:p>
+    <w:p>
+      <w:pPr>
+        <w:pStyle w:val="ListBullet"/>
+        <w:spacing w:before="0" w:after="20"/>
+      </w:pPr>
+      <w:r>
+        <w:rPr>
+          <w:sz w:val="20"/>
+        </w:rPr>
+        <w:t>Defined problem statements and built MVP Product Trackers, driving client-facing product initiatives.</w:t>
       </w:r>
     </w:p>
     <w:p>
@@ -372,7 +384,31 @@
         <w:rPr>
           <w:sz w:val="20"/>
         </w:rPr>
-        <w:t>Generating difference-based captions for multimodal datasets, improving model accuracy through detailed annotations.</w:t>
+        <w:t>Generated accurate difference-based captions, training AI models with multimodal datasets.</w:t>
+      </w:r>
+    </w:p>
+    <w:p>
+      <w:pPr>
+        <w:pStyle w:val="ListBullet"/>
+        <w:spacing w:before="0" w:after="20"/>
+      </w:pPr>
+      <w:r>
+        <w:rPr>
+          <w:sz w:val="20"/>
+        </w:rPr>
+        <w:t>Performed categorisation and validation to improve multimodal AI model accuracy and consistency.</w:t>
+      </w:r>
+    </w:p>
+    <w:p>
+      <w:pPr>
+        <w:pStyle w:val="ListBullet"/>
+        <w:spacing w:before="0" w:after="20"/>
+      </w:pPr>
+      <w:r>
+        <w:rPr>
+          <w:sz w:val="20"/>
+        </w:rPr>
+        <w:t>Contributed high-quality annotated outputs directly feeding into production AI model training pipelines.</w:t>
       </w:r>
     </w:p>
     <w:p>
@@ -407,7 +443,31 @@
         <w:rPr>
           <w:sz w:val="20"/>
         </w:rPr>
-        <w:t>Built and delivered full-stack solutions, including UI components and API optimisation, for diverse U.S. clients.</w:t>
+        <w:t>Delivered full-stack solutions for U.S.-based clients, optimising APIs and UI components.</w:t>
+      </w:r>
+    </w:p>
+    <w:p>
+      <w:pPr>
+        <w:pStyle w:val="ListBullet"/>
+        <w:spacing w:before="0" w:after="20"/>
+      </w:pPr>
+      <w:r>
+        <w:rPr>
+          <w:sz w:val="20"/>
+        </w:rPr>
+        <w:t>Developed responsive UI components and managed CMS-based systems for diverse client projects.</w:t>
+      </w:r>
+    </w:p>
+    <w:p>
+      <w:pPr>
+        <w:pStyle w:val="ListBullet"/>
+        <w:spacing w:before="0" w:after="20"/>
+      </w:pPr>
+      <w:r>
+        <w:rPr>
+          <w:sz w:val="20"/>
+        </w:rPr>
+        <w:t>Collaborated remotely on debugging, performance improvements, and implementing client feedback through agile methodology.</w:t>
       </w:r>
     </w:p>
     <w:p>
@@ -442,7 +502,31 @@
         <w:rPr>
           <w:sz w:val="20"/>
         </w:rPr>
-        <w:t>Performed intent detection and slot tagging for health and agriculture AI systems, ensuring high-quality training data.</w:t>
+        <w:t>Annotated and evaluated datasets for health and agriculture AI systems</w:t>
+      </w:r>
+    </w:p>
+    <w:p>
+      <w:pPr>
+        <w:pStyle w:val="ListBullet"/>
+        <w:spacing w:before="0" w:after="20"/>
+      </w:pPr>
+      <w:r>
+        <w:rPr>
+          <w:sz w:val="20"/>
+        </w:rPr>
+        <w:t>Performed intent detection, slot tagging, utterance verification, and structured dataset creation</w:t>
+      </w:r>
+    </w:p>
+    <w:p>
+      <w:pPr>
+        <w:pStyle w:val="ListBullet"/>
+        <w:spacing w:before="0" w:after="20"/>
+      </w:pPr>
+      <w:r>
+        <w:rPr>
+          <w:sz w:val="20"/>
+        </w:rPr>
+        <w:t>Ensured annotation quality and consistency across multilingual and multimodal training data</w:t>
       </w:r>
     </w:p>
     <w:p>
@@ -477,7 +561,7 @@
         <w:rPr>
           <w:sz w:val="20"/>
         </w:rPr>
-        <w:t>Evaluated AI-generated content and contributed structured feedback to improve model accuracy</w:t>
+        <w:t>Evaluated AI-generated content, providing structured feedback to improve model accuracy.</w:t>
       </w:r>
     </w:p>
     <w:p>
@@ -489,7 +573,7 @@
         <w:rPr>
           <w:sz w:val="20"/>
         </w:rPr>
-        <w:t>Assessed natural language response quality across diverse prompt categories</w:t>
+        <w:t>Assessed natural language response quality across diverse prompt categories and user-centric designs.</w:t>
       </w:r>
     </w:p>
     <w:p>
@@ -501,7 +585,7 @@
         <w:rPr>
           <w:sz w:val="20"/>
         </w:rPr>
-        <w:t>Contributed to model alignment and quality assurance pipelines</w:t>
+        <w:t>Contributed to model alignment and quality assurance pipelines, enhancing product reliability.</w:t>
       </w:r>
     </w:p>
     <w:p>
